--- a/CV_Fabio_Neira_EN_ATS.docx
+++ b/CV_Fabio_Neira_EN_ATS.docx
@@ -35,7 +35,7 @@
           <w:sz w:val="22"/>
           <w:szCs w:val="22"/>
         </w:rPr>
-        <w:t xml:space="preserve">GIS Infrastructure &amp; Support Specialist  |  ArcGIS Enterprise · Python · Open Source · Cloud</w:t>
+        <w:t>GIS Specialist | Geospatial Infrastructure - Environmental Projects - Remote Sensing</w:t>
       </w:r>
     </w:p>
     <w:p>
@@ -159,7 +159,7 @@
           <w:sz w:val="20"/>
           <w:szCs w:val="20"/>
         </w:rPr>
-        <w:t xml:space="preserve">GIS Specialist and Environmental Engineer with 5+ years of experience in the administration, support, and maintenance of geospatial infrastructure in corporate environments. Proficient in ESRI platforms (ArcGIS Enterprise, ArcGIS Pro, ArcGIS Online), open source stack (QGIS, GeoServer), and cloud environments. Proven track record in web service publishing (MAP_IMAGE, FEATURE, TILE), Python/ArcPy automation, geodatabase administration, and Level 2 technical support for GIS users. Currently integrating AI agents and generative AI into geospatial workflows. Certified in leadership and team management. Committed to ensuring service availability, performance, and security while translating complex technical requirements into accessible solutions for business users.</w:t>
+        <w:t>GIS Specialist and Environmental Engineer with 5+ years of experience in corporate geospatial infrastructure and environmental projects combining spatial analysis and satellite remote sensing. Proficient in ESRI platforms (ArcGIS Enterprise, ArcGIS Pro, ArcGIS Online), open source stack (QGIS, GeoServer, PostGIS), and remote sensing tools (Google Earth Engine, SNAP, Sentinel-1 SAR). GIS Specialization (Universidad de Manizales, 2025) with thesis on automated SAR-based waterbody detection in coastal zones. Proven experience in Python/ArcPy automation, multiuser geodatabase administration, and Level 2 GIS user support. Cross-functional work on projects for Cornare, Corantioquia, BanCO2, Metro de Medellin, ISA, and ISAGEN; currently dedicated full-time to Geosura, a national geospatial platform.</w:t>
       </w:r>
     </w:p>
     <w:p>
@@ -214,25 +214,27 @@
           <w:sz w:val="20"/>
           <w:szCs w:val="20"/>
         </w:rPr>
-        <w:t xml:space="preserve">• ArcGIS Enterprise Admin</w:t>
-      </w:r>
-      <w:r>
-        <w:rPr>
-          <w:rFonts w:ascii="Calibri" w:cs="Calibri" w:eastAsia="Calibri" w:hAnsi="Calibri"/>
-          <w:color w:val="1A1A1A"/>
-          <w:sz w:val="20"/>
-          <w:szCs w:val="20"/>
-        </w:rPr>
-        <w:t xml:space="preserve">	• ArcGIS Online / Portal</w:t>
-      </w:r>
-      <w:r>
-        <w:rPr>
-          <w:rFonts w:ascii="Calibri" w:cs="Calibri" w:eastAsia="Calibri" w:hAnsi="Calibri"/>
-          <w:color w:val="1A1A1A"/>
-          <w:sz w:val="20"/>
-          <w:szCs w:val="20"/>
-        </w:rPr>
-        <w:t xml:space="preserve">	• QGIS / GeoServer</w:t>
+        <w:t>ArcGIS Enterprise Admin</w:t>
+      </w:r>
+      <w:r>
+        <w:rPr>
+          <w:rFonts w:ascii="Calibri" w:cs="Calibri" w:eastAsia="Calibri" w:hAnsi="Calibri"/>
+          <w:color w:val="1A1A1A"/>
+          <w:sz w:val="20"/>
+          <w:szCs w:val="20"/>
+        </w:rPr>
+        <w:tab/>
+        <w:t>QGIS / GeoServer / PostGIS</w:t>
+      </w:r>
+      <w:r>
+        <w:rPr>
+          <w:rFonts w:ascii="Calibri" w:cs="Calibri" w:eastAsia="Calibri" w:hAnsi="Calibri"/>
+          <w:color w:val="1A1A1A"/>
+          <w:sz w:val="20"/>
+          <w:szCs w:val="20"/>
+        </w:rPr>
+        <w:tab/>
+        <w:t>Remote Sensing (SAR / Sentinel-1)</w:t>
       </w:r>
     </w:p>
     <w:p>
@@ -250,25 +252,27 @@
           <w:sz w:val="20"/>
           <w:szCs w:val="20"/>
         </w:rPr>
-        <w:t xml:space="preserve">• Python &amp; ArcPy Automation</w:t>
-      </w:r>
-      <w:r>
-        <w:rPr>
-          <w:rFonts w:ascii="Calibri" w:cs="Calibri" w:eastAsia="Calibri" w:hAnsi="Calibri"/>
-          <w:color w:val="1A1A1A"/>
-          <w:sz w:val="20"/>
-          <w:szCs w:val="20"/>
-        </w:rPr>
-        <w:t xml:space="preserve">	• GIS Web Service Publishing</w:t>
-      </w:r>
-      <w:r>
-        <w:rPr>
-          <w:rFonts w:ascii="Calibri" w:cs="Calibri" w:eastAsia="Calibri" w:hAnsi="Calibri"/>
-          <w:color w:val="1A1A1A"/>
-          <w:sz w:val="20"/>
-          <w:szCs w:val="20"/>
-        </w:rPr>
-        <w:t xml:space="preserve">	• Enterprise Geodatabases</w:t>
+        <w:t>Python &amp; ArcPy Automation</w:t>
+      </w:r>
+      <w:r>
+        <w:rPr>
+          <w:rFonts w:ascii="Calibri" w:cs="Calibri" w:eastAsia="Calibri" w:hAnsi="Calibri"/>
+          <w:color w:val="1A1A1A"/>
+          <w:sz w:val="20"/>
+          <w:szCs w:val="20"/>
+        </w:rPr>
+        <w:tab/>
+        <w:t>Google Earth Engine (GEE)</w:t>
+      </w:r>
+      <w:r>
+        <w:rPr>
+          <w:rFonts w:ascii="Calibri" w:cs="Calibri" w:eastAsia="Calibri" w:hAnsi="Calibri"/>
+          <w:color w:val="1A1A1A"/>
+          <w:sz w:val="20"/>
+          <w:szCs w:val="20"/>
+        </w:rPr>
+        <w:tab/>
+        <w:t>Enterprise Geodatabases</w:t>
       </w:r>
     </w:p>
     <w:p>
@@ -286,25 +290,27 @@
           <w:sz w:val="20"/>
           <w:szCs w:val="20"/>
         </w:rPr>
-        <w:t xml:space="preserve">• Level 2 GIS User Support</w:t>
-      </w:r>
-      <w:r>
-        <w:rPr>
-          <w:rFonts w:ascii="Calibri" w:cs="Calibri" w:eastAsia="Calibri" w:hAnsi="Calibri"/>
-          <w:color w:val="1A1A1A"/>
-          <w:sz w:val="20"/>
-          <w:szCs w:val="20"/>
-        </w:rPr>
-        <w:t xml:space="preserve">	• OGC Interoperability (WMS/WFS)</w:t>
-      </w:r>
-      <w:r>
-        <w:rPr>
-          <w:rFonts w:ascii="Calibri" w:cs="Calibri" w:eastAsia="Calibri" w:hAnsi="Calibri"/>
-          <w:color w:val="1A1A1A"/>
-          <w:sz w:val="20"/>
-          <w:szCs w:val="20"/>
-        </w:rPr>
-        <w:t xml:space="preserve">	• Cloud Environments (AWS)</w:t>
+        <w:t>Level 2 GIS User Support</w:t>
+      </w:r>
+      <w:r>
+        <w:rPr>
+          <w:rFonts w:ascii="Calibri" w:cs="Calibri" w:eastAsia="Calibri" w:hAnsi="Calibri"/>
+          <w:color w:val="1A1A1A"/>
+          <w:sz w:val="20"/>
+          <w:szCs w:val="20"/>
+        </w:rPr>
+        <w:tab/>
+        <w:t>Environmental GIS &amp; Risk Management</w:t>
+      </w:r>
+      <w:r>
+        <w:rPr>
+          <w:rFonts w:ascii="Calibri" w:cs="Calibri" w:eastAsia="Calibri" w:hAnsi="Calibri"/>
+          <w:color w:val="1A1A1A"/>
+          <w:sz w:val="20"/>
+          <w:szCs w:val="20"/>
+        </w:rPr>
+        <w:tab/>
+        <w:t>OGC Interoperability (WMS/WFS)</w:t>
       </w:r>
     </w:p>
     <w:p>
@@ -322,25 +328,27 @@
           <w:sz w:val="20"/>
           <w:szCs w:val="20"/>
         </w:rPr>
-        <w:t xml:space="preserve">• Incident Diagnosis &amp; Resolution</w:t>
-      </w:r>
-      <w:r>
-        <w:rPr>
-          <w:rFonts w:ascii="Calibri" w:cs="Calibri" w:eastAsia="Calibri" w:hAnsi="Calibri"/>
-          <w:color w:val="1A1A1A"/>
-          <w:sz w:val="20"/>
-          <w:szCs w:val="20"/>
-        </w:rPr>
-        <w:t xml:space="preserve">	• AI Agents &amp; Generative AI (GIS)</w:t>
-      </w:r>
-      <w:r>
-        <w:rPr>
-          <w:rFonts w:ascii="Calibri" w:cs="Calibri" w:eastAsia="Calibri" w:hAnsi="Calibri"/>
-          <w:color w:val="1A1A1A"/>
-          <w:sz w:val="20"/>
-          <w:szCs w:val="20"/>
-        </w:rPr>
-        <w:t xml:space="preserve">	• Training &amp; Knowledge Transfer</w:t>
+        <w:t>Incident Diagnosis &amp; Resolution</w:t>
+      </w:r>
+      <w:r>
+        <w:rPr>
+          <w:rFonts w:ascii="Calibri" w:cs="Calibri" w:eastAsia="Calibri" w:hAnsi="Calibri"/>
+          <w:color w:val="1A1A1A"/>
+          <w:sz w:val="20"/>
+          <w:szCs w:val="20"/>
+        </w:rPr>
+        <w:tab/>
+        <w:t>ArcGIS Server Administration</w:t>
+      </w:r>
+      <w:r>
+        <w:rPr>
+          <w:rFonts w:ascii="Calibri" w:cs="Calibri" w:eastAsia="Calibri" w:hAnsi="Calibri"/>
+          <w:color w:val="1A1A1A"/>
+          <w:sz w:val="20"/>
+          <w:szCs w:val="20"/>
+        </w:rPr>
+        <w:tab/>
+        <w:t>Training &amp; Knowledge Transfer</w:t>
       </w:r>
     </w:p>
     <w:p>
@@ -426,26 +434,26 @@
           <w:sz w:val="20"/>
           <w:szCs w:val="20"/>
         </w:rPr>
-        <w:t xml:space="preserve">HYG Consultores S.A.S. — Grupo SURA  |  Medellín, Colombia</w:t>
-      </w:r>
-    </w:p>
-    <w:p>
-      <w:pPr>
-        <w:pStyle w:val="ListParagraph"/>
-        <w:numPr>
-          <w:ilvl w:val="0"/>
-          <w:numId w:val="2"/>
-        </w:numPr>
-        <w:spacing w:before="40" w:after="40"/>
-      </w:pPr>
-      <w:r>
-        <w:rPr>
-          <w:rFonts w:ascii="Calibri" w:cs="Calibri" w:eastAsia="Calibri" w:hAnsi="Calibri"/>
-          <w:color w:val="1A1A1A"/>
-          <w:sz w:val="20"/>
-          <w:szCs w:val="20"/>
-        </w:rPr>
-        <w:t xml:space="preserve">Administer and maintain a federated ArcGIS Enterprise 11.x environment, ensuring continuous availability of web GIS services (MAP_IMAGE, FEATURE, TILE) across 3+ business units of Grupo SURA.</w:t>
+        <w:t>HYG Consultores S.A.S.  |  Medellin, Colombia</w:t>
+      </w:r>
+    </w:p>
+    <w:p>
+      <w:pPr>
+        <w:pStyle w:val="ListParagraph"/>
+        <w:numPr>
+          <w:ilvl w:val="0"/>
+          <w:numId w:val="2"/>
+        </w:numPr>
+        <w:spacing w:before="40" w:after="40"/>
+      </w:pPr>
+      <w:r>
+        <w:rPr>
+          <w:rFonts w:ascii="Calibri" w:cs="Calibri" w:eastAsia="Calibri" w:hAnsi="Calibri"/>
+          <w:color w:val="1A1A1A"/>
+          <w:sz w:val="20"/>
+          <w:szCs w:val="20"/>
+        </w:rPr>
+        <w:t>Cross-functional GIS support across projects for public and private sector clients: Municipio de Envigado, Municipio de Itagui, Cornare, BanCO2, Corantioquia, Metro de Medellin, ISA, and ISAGEN. Currently dedicated full-time to Geosura, a national geospatial platform, administering its federated ArcGIS Enterprise 11.x environment.</w:t>
       </w:r>
     </w:p>
     <w:p>
@@ -1036,28 +1044,21 @@
       </w:pPr>
       <w:r>
         <w:rPr>
-          <w:rFonts w:ascii="Calibri" w:cs="Calibri" w:eastAsia="Calibri" w:hAnsi="Calibri"/>
-          <w:b/>
-          <w:bCs/>
-          <w:color w:val="1A1A1A"/>
-          <w:sz w:val="22"/>
-          <w:szCs w:val="22"/>
-        </w:rPr>
-        <w:t xml:space="preserve">AI Agents in Geospatial Projects</w:t>
-      </w:r>
-      <w:r>
-        <w:t xml:space="preserve">	</w:t>
-      </w:r>
-      <w:r>
-        <w:rPr>
-          <w:rFonts w:ascii="Calibri" w:cs="Calibri" w:eastAsia="Calibri" w:hAnsi="Calibri"/>
-          <w:i/>
-          <w:iCs/>
-          <w:color w:val="888888"/>
-          <w:sz w:val="20"/>
-          <w:szCs w:val="20"/>
-        </w:rPr>
-        <w:t xml:space="preserve">2025 – Present</w:t>
+          <w:b/>
+        </w:rPr>
+        <w:t>Ongoing Training: AI Agents in Geospatial Workflows</w:t>
+      </w:r>
+      <w:r>
+        <w:rPr>
+          <w:b w:val="0"/>
+        </w:rPr>
+        <w:tab/>
+      </w:r>
+      <w:r>
+        <w:rPr>
+          <w:b w:val="0"/>
+        </w:rPr>
+        <w:t>2025 - Present</w:t>
       </w:r>
     </w:p>
     <w:p>
@@ -1073,7 +1074,7 @@
           <w:sz w:val="20"/>
           <w:szCs w:val="20"/>
         </w:rPr>
-        <w:t xml:space="preserve">In progress — Claude (Anthropic) · Google AI</w:t>
+        <w:t>Practical training -- Claude (Anthropic) - Google AI</w:t>
       </w:r>
     </w:p>
     <w:p>
@@ -1626,6 +1627,266 @@
         </w:rPr>
         <w:t xml:space="preserve">Deployment, configuration, and maintenance of enterprise geodatabases in multiuser environments. IDs: 8736, 8750, 8752, 8902.</w:t>
       </w:r>
+    </w:p>
+    <w:p>
+      <w:pPr>
+        <w:tabs>
+          <w:tab w:val="right" w:pos="9360"/>
+        </w:tabs>
+        <w:spacing w:before="160" w:after="20"/>
+      </w:pPr>
+      <w:r>
+        <w:rPr>
+          <w:b/>
+        </w:rPr>
+        <w:t>Spatial Data Science: The New Frontier in Analytics</w:t>
+      </w:r>
+      <w:r>
+        <w:rPr>
+          <w:b w:val="0"/>
+        </w:rPr>
+        <w:tab/>
+      </w:r>
+      <w:r>
+        <w:rPr>
+          <w:b w:val="0"/>
+        </w:rPr>
+        <w:t>Oct 2023</w:t>
+      </w:r>
+    </w:p>
+    <w:p>
+      <w:pPr>
+        <w:spacing w:before="0" w:after="40"/>
+      </w:pPr>
+      <w:r>
+        <w:t>Esri -- Signed by Jack Dangermond</w:t>
+      </w:r>
+    </w:p>
+    <w:p>
+      <w:pPr>
+        <w:pStyle w:val="ListParagraph"/>
+        <w:numPr>
+          <w:ilvl w:val="0"/>
+          <w:numId w:val="2"/>
+        </w:numPr>
+        <w:spacing w:before="40" w:after="40"/>
+      </w:pPr>
+      <w:r>
+        <w:t>MOOC on advanced spatial statistics, machine learning, and data-driven decision-making using the ArcGIS platform.</w:t>
+      </w:r>
+    </w:p>
+    <w:p>
+      <w:pPr>
+        <w:spacing w:before="50" w:after="0"/>
+      </w:pPr>
+    </w:p>
+    <w:p>
+      <w:pPr>
+        <w:tabs>
+          <w:tab w:val="right" w:pos="9360"/>
+        </w:tabs>
+        <w:spacing w:before="160" w:after="20"/>
+      </w:pPr>
+      <w:r>
+        <w:rPr>
+          <w:b/>
+        </w:rPr>
+        <w:t>Imagery in Action</w:t>
+      </w:r>
+      <w:r>
+        <w:rPr>
+          <w:b w:val="0"/>
+        </w:rPr>
+        <w:tab/>
+      </w:r>
+      <w:r>
+        <w:rPr>
+          <w:b w:val="0"/>
+        </w:rPr>
+        <w:t>Oct 2023</w:t>
+      </w:r>
+    </w:p>
+    <w:p>
+      <w:pPr>
+        <w:spacing w:before="0" w:after="40"/>
+      </w:pPr>
+      <w:r>
+        <w:t>Esri -- Signed by Jack Dangermond</w:t>
+      </w:r>
+    </w:p>
+    <w:p>
+      <w:pPr>
+        <w:pStyle w:val="ListParagraph"/>
+        <w:numPr>
+          <w:ilvl w:val="0"/>
+          <w:numId w:val="2"/>
+        </w:numPr>
+        <w:spacing w:before="40" w:after="40"/>
+      </w:pPr>
+      <w:r>
+        <w:t>MOOC on satellite imagery analysis, remote sensing workflows, and image processing with the ArcGIS platform.</w:t>
+      </w:r>
+    </w:p>
+    <w:p>
+      <w:pPr>
+        <w:spacing w:before="50" w:after="0"/>
+      </w:pPr>
+    </w:p>
+    <w:p>
+      <w:pPr>
+        <w:tabs>
+          <w:tab w:val="right" w:pos="9360"/>
+        </w:tabs>
+        <w:spacing w:before="160" w:after="20"/>
+      </w:pPr>
+      <w:r>
+        <w:rPr>
+          <w:b/>
+        </w:rPr>
+        <w:t>Data Science in Python &amp; ArcGIS Pro</w:t>
+      </w:r>
+      <w:r>
+        <w:rPr>
+          <w:b w:val="0"/>
+        </w:rPr>
+        <w:tab/>
+      </w:r>
+      <w:r>
+        <w:rPr>
+          <w:b w:val="0"/>
+        </w:rPr>
+        <w:t>Sep 2022</w:t>
+      </w:r>
+    </w:p>
+    <w:p>
+      <w:pPr>
+        <w:spacing w:before="0" w:after="40"/>
+      </w:pPr>
+      <w:r>
+        <w:t>Esri Colombia</w:t>
+      </w:r>
+    </w:p>
+    <w:p>
+      <w:pPr>
+        <w:pStyle w:val="ListParagraph"/>
+        <w:numPr>
+          <w:ilvl w:val="0"/>
+          <w:numId w:val="2"/>
+        </w:numPr>
+        <w:spacing w:before="40" w:after="40"/>
+      </w:pPr>
+      <w:r>
+        <w:t>Applied data science workflows using Python integrated with ArcGIS Pro for geospatial analysis and advanced visualization.</w:t>
+      </w:r>
+    </w:p>
+    <w:p>
+      <w:pPr>
+        <w:spacing w:before="50" w:after="0"/>
+      </w:pPr>
+    </w:p>
+    <w:p>
+      <w:pPr>
+        <w:tabs>
+          <w:tab w:val="right" w:pos="9360"/>
+        </w:tabs>
+        <w:spacing w:before="160" w:after="20"/>
+      </w:pPr>
+      <w:r>
+        <w:rPr>
+          <w:b/>
+        </w:rPr>
+        <w:t>Geodatabase (GDB) -- ANLA Environmental Standards</w:t>
+      </w:r>
+      <w:r>
+        <w:rPr>
+          <w:b w:val="0"/>
+        </w:rPr>
+        <w:tab/>
+      </w:r>
+      <w:r>
+        <w:rPr>
+          <w:b w:val="0"/>
+        </w:rPr>
+        <w:t>Dec 2022</w:t>
+      </w:r>
+    </w:p>
+    <w:p>
+      <w:pPr>
+        <w:spacing w:before="0" w:after="40"/>
+      </w:pPr>
+      <w:r>
+        <w:t>FG Training Colombia SAS</w:t>
+      </w:r>
+    </w:p>
+    <w:p>
+      <w:pPr>
+        <w:pStyle w:val="ListParagraph"/>
+        <w:numPr>
+          <w:ilvl w:val="0"/>
+          <w:numId w:val="2"/>
+        </w:numPr>
+        <w:spacing w:before="40" w:after="40"/>
+      </w:pPr>
+      <w:r>
+        <w:t>40-hour course on the geodatabase model required by Colombia's National Environmental Licensing Authority (ANLA) for environmental licensing projects.</w:t>
+      </w:r>
+    </w:p>
+    <w:p>
+      <w:pPr>
+        <w:spacing w:before="50" w:after="0"/>
+      </w:pPr>
+    </w:p>
+    <w:p>
+      <w:pPr>
+        <w:tabs>
+          <w:tab w:val="right" w:pos="9360"/>
+        </w:tabs>
+        <w:spacing w:before="160" w:after="20"/>
+      </w:pPr>
+      <w:r>
+        <w:rPr>
+          <w:b/>
+        </w:rPr>
+        <w:t>Remote Sensing &amp; GIS for Flood Risk Management</w:t>
+      </w:r>
+      <w:r>
+        <w:rPr>
+          <w:b w:val="0"/>
+        </w:rPr>
+        <w:tab/>
+      </w:r>
+      <w:r>
+        <w:rPr>
+          <w:b w:val="0"/>
+        </w:rPr>
+        <w:t>Apr 2018</w:t>
+      </w:r>
+    </w:p>
+    <w:p>
+      <w:pPr>
+        <w:spacing w:before="0" w:after="40"/>
+      </w:pPr>
+      <w:r>
+        <w:t>Universidad de Antioquia -- Faculty of Engineering</w:t>
+      </w:r>
+    </w:p>
+    <w:p>
+      <w:pPr>
+        <w:pStyle w:val="ListParagraph"/>
+        <w:numPr>
+          <w:ilvl w:val="0"/>
+          <w:numId w:val="2"/>
+        </w:numPr>
+        <w:spacing w:before="40" w:after="40"/>
+      </w:pPr>
+      <w:r>
+        <w:t>32-hour course on satellite remote sensing and GIS applied to flood risk analysis and disaster management. Issued by the Dean of Engineering.</w:t>
+      </w:r>
+    </w:p>
+    <w:p>
+      <w:pPr>
+        <w:spacing w:before="50" w:after="0"/>
+      </w:pPr>
     </w:p>
     <w:p>
       <w:pPr>

--- a/CV_Fabio_Neira_EN_ATS.docx
+++ b/CV_Fabio_Neira_EN_ATS.docx
@@ -159,7 +159,7 @@
           <w:sz w:val="20"/>
           <w:szCs w:val="20"/>
         </w:rPr>
-        <w:t>GIS Specialist and Environmental Engineer with 5+ years of experience in corporate geospatial infrastructure and environmental projects combining spatial analysis and satellite remote sensing. Proficient in ESRI platforms (ArcGIS Enterprise, ArcGIS Pro, ArcGIS Online), open source stack (QGIS, GeoServer, PostGIS), and remote sensing tools (Google Earth Engine, SNAP, Sentinel-1 SAR). GIS Specialization (Universidad de Manizales, 2025) with thesis on automated SAR-based waterbody detection in coastal zones. Proven experience in Python/ArcPy automation, multiuser geodatabase administration, and Level 2 GIS user support. Cross-functional work on projects for Cornare, Corantioquia, BanCO2, Metro de Medellin, ISA, and ISAGEN; currently dedicated full-time to Geosura, a national geospatial platform.</w:t>
+        <w:t>GIS Specialist and Environmental Engineer with 5+ years of experience in corporate geospatial infrastructure and environmental projects combining spatial analysis and satellite remote sensing. Proficient in ESRI platforms (ArcGIS Enterprise, ArcGIS Pro, ArcGIS Online), open source stack (QGIS, GeoServer, PostGIS), and remote sensing tools (Google Earth Engine, SNAP, Sentinel-1 SAR). GIS Specialization (Universidad de Manizales, 2025) with thesis on automated SAR-based waterbody detection in coastal zones. Proven experience in Python/ArcPy automation, multiuser geodatabase administration, and Level 2 GIS user support. Cross-functional work on projects for Cornare, Corantioquia, BanCO2, Metro de Medellín, ISA, and ISAGEN; currently dedicated full-time to Geosura, a national geospatial platform.</w:t>
       </w:r>
     </w:p>
     <w:p>
@@ -434,45 +434,45 @@
           <w:sz w:val="20"/>
           <w:szCs w:val="20"/>
         </w:rPr>
-        <w:t>HYG Consultores S.A.S.  |  Medellin, Colombia</w:t>
-      </w:r>
-    </w:p>
-    <w:p>
-      <w:pPr>
-        <w:pStyle w:val="ListParagraph"/>
-        <w:numPr>
-          <w:ilvl w:val="0"/>
-          <w:numId w:val="2"/>
-        </w:numPr>
-        <w:spacing w:before="40" w:after="40"/>
-      </w:pPr>
-      <w:r>
-        <w:rPr>
-          <w:rFonts w:ascii="Calibri" w:cs="Calibri" w:eastAsia="Calibri" w:hAnsi="Calibri"/>
-          <w:color w:val="1A1A1A"/>
-          <w:sz w:val="20"/>
-          <w:szCs w:val="20"/>
-        </w:rPr>
-        <w:t>Cross-functional GIS support across projects for public and private sector clients: Municipio de Envigado, Municipio de Itagui, Cornare, BanCO2, Corantioquia, Metro de Medellin, ISA, and ISAGEN. Currently dedicated full-time to Geosura, a national geospatial platform, administering its federated ArcGIS Enterprise 11.x environment.</w:t>
-      </w:r>
-    </w:p>
-    <w:p>
-      <w:pPr>
-        <w:pStyle w:val="ListParagraph"/>
-        <w:numPr>
-          <w:ilvl w:val="0"/>
-          <w:numId w:val="2"/>
-        </w:numPr>
-        <w:spacing w:before="40" w:after="40"/>
-      </w:pPr>
-      <w:r>
-        <w:rPr>
-          <w:rFonts w:ascii="Calibri" w:cs="Calibri" w:eastAsia="Calibri" w:hAnsi="Calibri"/>
-          <w:color w:val="1A1A1A"/>
-          <w:sz w:val="20"/>
-          <w:szCs w:val="20"/>
-        </w:rPr>
-        <w:t xml:space="preserve">Automated the full service publishing lifecycle using Python Toolboxes (ArcPy), cutting deployment time by ~60% and eliminating manual errors in the process.</w:t>
+        <w:t>HYG Consultores S.A.S.  |  Medellín, Colombia</w:t>
+      </w:r>
+    </w:p>
+    <w:p>
+      <w:pPr>
+        <w:pStyle w:val="ListParagraph"/>
+        <w:numPr>
+          <w:ilvl w:val="0"/>
+          <w:numId w:val="2"/>
+        </w:numPr>
+        <w:spacing w:before="40" w:after="40"/>
+      </w:pPr>
+      <w:r>
+        <w:rPr>
+          <w:rFonts w:ascii="Calibri" w:cs="Calibri" w:eastAsia="Calibri" w:hAnsi="Calibri"/>
+          <w:color w:val="1A1A1A"/>
+          <w:sz w:val="20"/>
+          <w:szCs w:val="20"/>
+        </w:rPr>
+        <w:t>Cross-functional GIS support across projects for public and private sector clients: Municipio de Envigado, Municipio de Itagüí, Cornare, BanCO2, Corantioquia, Metro de Medellín, ISA, and ISAGEN. Currently serving as the dedicated ArcGIS Enterprise 11.x administrator for Geosura, a national geospatial platform.</w:t>
+      </w:r>
+    </w:p>
+    <w:p>
+      <w:pPr>
+        <w:pStyle w:val="ListParagraph"/>
+        <w:numPr>
+          <w:ilvl w:val="0"/>
+          <w:numId w:val="2"/>
+        </w:numPr>
+        <w:spacing w:before="40" w:after="40"/>
+      </w:pPr>
+      <w:r>
+        <w:rPr>
+          <w:rFonts w:ascii="Calibri" w:cs="Calibri" w:eastAsia="Calibri" w:hAnsi="Calibri"/>
+          <w:color w:val="1A1A1A"/>
+          <w:sz w:val="20"/>
+          <w:szCs w:val="20"/>
+        </w:rPr>
+        <w:t>Automate the full service publishing lifecycle using Python Toolboxes (ArcPy), cutting deployment time by ~60% and eliminating manual errors in the process.</w:t>
       </w:r>
     </w:p>
     <w:p>
@@ -510,26 +510,26 @@
           <w:sz w:val="20"/>
           <w:szCs w:val="20"/>
         </w:rPr>
-        <w:t xml:space="preserve">Designed and implemented a corporate Web GIS methodology based on OGC interoperability standards (WMS/WFS/REST), integrating ESRI services with open source platforms.</w:t>
-      </w:r>
-    </w:p>
-    <w:p>
-      <w:pPr>
-        <w:pStyle w:val="ListParagraph"/>
-        <w:numPr>
-          <w:ilvl w:val="0"/>
-          <w:numId w:val="2"/>
-        </w:numPr>
-        <w:spacing w:before="40" w:after="40"/>
-      </w:pPr>
-      <w:r>
-        <w:rPr>
-          <w:rFonts w:ascii="Calibri" w:cs="Calibri" w:eastAsia="Calibri" w:hAnsi="Calibri"/>
-          <w:color w:val="1A1A1A"/>
-          <w:sz w:val="20"/>
-          <w:szCs w:val="20"/>
-        </w:rPr>
-        <w:t xml:space="preserve">Implemented OAuth2 Client Credentials flow for a public-facing geoportal, managing token lifecycle and service-sharing strategies across federated environments.</w:t>
+        <w:t>Design and implement a corporate Web GIS methodology based on OGC interoperability standards (WMS/WFS/REST), integrating ESRI services with open source platforms.</w:t>
+      </w:r>
+    </w:p>
+    <w:p>
+      <w:pPr>
+        <w:pStyle w:val="ListParagraph"/>
+        <w:numPr>
+          <w:ilvl w:val="0"/>
+          <w:numId w:val="2"/>
+        </w:numPr>
+        <w:spacing w:before="40" w:after="40"/>
+      </w:pPr>
+      <w:r>
+        <w:rPr>
+          <w:rFonts w:ascii="Calibri" w:cs="Calibri" w:eastAsia="Calibri" w:hAnsi="Calibri"/>
+          <w:color w:val="1A1A1A"/>
+          <w:sz w:val="20"/>
+          <w:szCs w:val="20"/>
+        </w:rPr>
+        <w:t>Implement OAuth2 Client Credentials flow for a public-facing geoportal, managing token lifecycle and service-sharing strategies across federated environments.</w:t>
       </w:r>
     </w:p>
     <w:p>
@@ -567,26 +567,26 @@
           <w:sz w:val="20"/>
           <w:szCs w:val="20"/>
         </w:rPr>
-        <w:t xml:space="preserve">Developed cartographic applications and web dashboards for non-specialist users, reducing the technical team's dependency for recurring operational queries.</w:t>
-      </w:r>
-    </w:p>
-    <w:p>
-      <w:pPr>
-        <w:pStyle w:val="ListParagraph"/>
-        <w:numPr>
-          <w:ilvl w:val="0"/>
-          <w:numId w:val="2"/>
-        </w:numPr>
-        <w:spacing w:before="40" w:after="40"/>
-      </w:pPr>
-      <w:r>
-        <w:rPr>
-          <w:rFonts w:ascii="Calibri" w:cs="Calibri" w:eastAsia="Calibri" w:hAnsi="Calibri"/>
-          <w:color w:val="1A1A1A"/>
-          <w:sz w:val="20"/>
-          <w:szCs w:val="20"/>
-        </w:rPr>
-        <w:t xml:space="preserve">Led internal GIS training sessions designing learning plans adapted to each team's technical level under Scrum methodology.</w:t>
+        <w:t>Develop cartographic applications and web dashboards for non-specialist users, reducing the technical team's dependency for recurring operational queries.</w:t>
+      </w:r>
+    </w:p>
+    <w:p>
+      <w:pPr>
+        <w:pStyle w:val="ListParagraph"/>
+        <w:numPr>
+          <w:ilvl w:val="0"/>
+          <w:numId w:val="2"/>
+        </w:numPr>
+        <w:spacing w:before="40" w:after="40"/>
+      </w:pPr>
+      <w:r>
+        <w:rPr>
+          <w:rFonts w:ascii="Calibri" w:cs="Calibri" w:eastAsia="Calibri" w:hAnsi="Calibri"/>
+          <w:color w:val="1A1A1A"/>
+          <w:sz w:val="20"/>
+          <w:szCs w:val="20"/>
+        </w:rPr>
+        <w:t>Lead internal GIS training sessions under Scrum methodology, designing learning plans adapted to each team's technical level.</w:t>
       </w:r>
     </w:p>
     <w:p>
@@ -681,7 +681,7 @@
           <w:sz w:val="20"/>
           <w:szCs w:val="20"/>
         </w:rPr>
-        <w:t xml:space="preserve">Develop updated pedagogical materials, currently completing a Diploma in University Teaching to certify the design of organizational learning plans and training programs.</w:t>
+        <w:t>Develop updated pedagogical materials, currently completing a Diploma in University Teaching certifying expertise in designing organizational learning plans and training programs.</w:t>
       </w:r>
     </w:p>
     <w:p>
@@ -1074,7 +1074,7 @@
           <w:sz w:val="20"/>
           <w:szCs w:val="20"/>
         </w:rPr>
-        <w:t>Practical training -- Claude (Anthropic) - Google AI</w:t>
+        <w:t>Practical training — Claude (Anthropic) · Google AI</w:t>
       </w:r>
     </w:p>
     <w:p>
@@ -1659,7 +1659,7 @@
         <w:spacing w:before="0" w:after="40"/>
       </w:pPr>
       <w:r>
-        <w:t>Esri -- Signed by Jack Dangermond</w:t>
+        <w:t>Esri — Signed by Jack Dangermond</w:t>
       </w:r>
     </w:p>
     <w:p>
@@ -1711,7 +1711,7 @@
         <w:spacing w:before="0" w:after="40"/>
       </w:pPr>
       <w:r>
-        <w:t>Esri -- Signed by Jack Dangermond</w:t>
+        <w:t>Esri — Signed by Jack Dangermond</w:t>
       </w:r>
     </w:p>
     <w:p>
@@ -1795,7 +1795,7 @@
         <w:rPr>
           <w:b/>
         </w:rPr>
-        <w:t>Geodatabase (GDB) -- ANLA Environmental Standards</w:t>
+        <w:t>Geodatabase (GDB) — ANLA Environmental Standards</w:t>
       </w:r>
       <w:r>
         <w:rPr>
@@ -1867,7 +1867,7 @@
         <w:spacing w:before="0" w:after="40"/>
       </w:pPr>
       <w:r>
-        <w:t>Universidad de Antioquia -- Faculty of Engineering</w:t>
+        <w:t>Universidad de Antioquia — Faculty of Engineering</w:t>
       </w:r>
     </w:p>
     <w:p>

--- a/CV_Fabio_Neira_EN_ATS.docx
+++ b/CV_Fabio_Neira_EN_ATS.docx
@@ -29,6 +29,7 @@
       <w:r>
         <w:rPr>
           <w:b/>
+          <w:sz w:val="22"/>
         </w:rPr>
         <w:t>PROFESSIONAL SUMMARY</w:t>
       </w:r>
@@ -43,6 +44,7 @@
       <w:r>
         <w:rPr>
           <w:b/>
+          <w:sz w:val="22"/>
         </w:rPr>
         <w:t>CORE COMPETENCIES</w:t>
       </w:r>
@@ -57,6 +59,7 @@
       <w:r>
         <w:rPr>
           <w:b/>
+          <w:sz w:val="22"/>
         </w:rPr>
         <w:t>PROFESSIONAL EXPERIENCE</w:t>
       </w:r>
@@ -198,6 +201,7 @@
       <w:r>
         <w:rPr>
           <w:b/>
+          <w:sz w:val="22"/>
         </w:rPr>
         <w:t>EDUCATION</w:t>
       </w:r>
@@ -249,6 +253,10 @@
     <w:p/>
     <w:p>
       <w:r>
+        <w:rPr>
+          <w:b/>
+          <w:sz w:val="22"/>
+        </w:rPr>
         <w:t>CERTIFICATIONS &amp; PROFESSIONAL DEVELOPMENT</w:t>
       </w:r>
     </w:p>
@@ -539,6 +547,10 @@
     <w:p/>
     <w:p>
       <w:r>
+        <w:rPr>
+          <w:b/>
+          <w:sz w:val="22"/>
+        </w:rPr>
         <w:t>AWARDS &amp; RECOGNITIONS</w:t>
       </w:r>
     </w:p>
@@ -571,6 +583,7 @@
       <w:r>
         <w:rPr>
           <w:b/>
+          <w:sz w:val="22"/>
         </w:rPr>
         <w:t>LANGUAGES</w:t>
       </w:r>
